--- a/Districts in Bihar.docx
+++ b/Districts in Bihar.docx
@@ -814,13 +814,15 @@
         <w:rPr>
           <w:rFonts w:eastAsia="Times New Roman" w:cs="Times New Roman"/>
           <w:szCs w:val="24"/>
-          <w:lang w:eastAsia="en-IN"/>
-        </w:rPr>
-      </w:pPr>
-      <w:r>
-        <w:rPr>
-          <w:rFonts w:eastAsia="Times New Roman" w:cs="Times New Roman"/>
-          <w:szCs w:val="24"/>
+          <w:highlight w:val="green"/>
+          <w:lang w:eastAsia="en-IN"/>
+        </w:rPr>
+      </w:pPr>
+      <w:r>
+        <w:rPr>
+          <w:rFonts w:eastAsia="Times New Roman" w:cs="Times New Roman"/>
+          <w:szCs w:val="24"/>
+          <w:highlight w:val="green"/>
           <w:lang w:eastAsia="en-IN"/>
         </w:rPr>
         <w:t>Banka</w:t>
